--- a/dist/BO_NOP_HOAN_CHINH_2026-06/1_papers/P4_MIR/01_manuscript_blinded.docx
+++ b/dist/BO_NOP_HOAN_CHINH_2026-06/1_papers/P4_MIR/01_manuscript_blinded.docx
@@ -1109,7 +1109,7 @@
         <w:t xml:space="preserve"> </w:t>
       </w:r>
       <w:r>
-        <w:t xml:space="preserve">export-intensity-dependent pattern. The §4.5 R1 indicator-sensitivity</w:t>
+        <w:t xml:space="preserve">export-intensity-dependent pattern. The Section 4.5 R1 indicator-sensitivity</w:t>
       </w:r>
       <w:r>
         <w:t xml:space="preserve"> </w:t>
@@ -1151,7 +1151,7 @@
         <w:t xml:space="preserve"> </w:t>
       </w:r>
       <w:r>
-        <w:t xml:space="preserve">of Tier-2 transaction-enabling infrastructure (see §5.1 for the</w:t>
+        <w:t xml:space="preserve">of Tier-2 transaction-enabling infrastructure (see Section 5.1 for the</w:t>
       </w:r>
       <w:r>
         <w:t xml:space="preserve"> </w:t>
@@ -2451,7 +2451,7 @@
         <w:t xml:space="preserve"> </w:t>
       </w:r>
       <w:r>
-        <w:t xml:space="preserve">empirical test of the amplification prediction in §4. The substitution</w:t>
+        <w:t xml:space="preserve">empirical test of the amplification prediction in Section 4. The substitution</w:t>
       </w:r>
       <w:r>
         <w:t xml:space="preserve"> </w:t>
@@ -2463,7 +2463,7 @@
         <w:t xml:space="preserve"> </w:t>
       </w:r>
       <w:r>
-        <w:t xml:space="preserve">assessed against the robustness evidence in §4.5.</w:t>
+        <w:t xml:space="preserve">assessed against the robustness evidence in Section 4.5.</w:t>
       </w:r>
     </w:p>
     <w:p>
@@ -2768,7 +2768,7 @@
         <w:t xml:space="preserve"> </w:t>
       </w:r>
       <w:r>
-        <w:t xml:space="preserve">varying across export intensity. H3: DAI amplifies I→P performance</w:t>
+        <w:t xml:space="preserve">varying across export intensity. H3: DAI amplifies I to P performance</w:t>
       </w:r>
       <w:r>
         <w:t xml:space="preserve"> </w:t>
@@ -3054,7 +3054,7 @@
         <w:t xml:space="preserve"> </w:t>
       </w:r>
       <w:r>
-        <w:t xml:space="preserve">borne out in the §4.5 R1 robustness diagnostic, where reducing DAI to</w:t>
+        <w:t xml:space="preserve">borne out in the Section 4.5 R1 robustness diagnostic, where reducing DAI to</w:t>
       </w:r>
       <w:r>
         <w:t xml:space="preserve"> </w:t>
@@ -3102,13 +3102,13 @@
         <w:t xml:space="preserve"> </w:t>
       </w:r>
       <w:r>
-        <w:t xml:space="preserve">§5.1 for the construct-boundary discussion). The Lind–Mehlum equivalence</w:t>
-      </w:r>
-      <w:r>
-        <w:t xml:space="preserve"> </w:t>
-      </w:r>
-      <w:r>
-        <w:t xml:space="preserve">test result (p = .303) reported in §4.2 should therefore be interpreted</w:t>
+        <w:t xml:space="preserve">Section 5.1 for the construct-boundary discussion). The Lind–Mehlum equivalence</w:t>
+      </w:r>
+      <w:r>
+        <w:t xml:space="preserve"> </w:t>
+      </w:r>
+      <w:r>
+        <w:t xml:space="preserve">test result (p = .303) reported in Section 4.2 should therefore be interpreted</w:t>
       </w:r>
       <w:r>
         <w:t xml:space="preserve"> </w:t>
@@ -3474,13 +3474,13 @@
         <w:t xml:space="preserve"> </w:t>
       </w:r>
       <w:r>
-        <w:t xml:space="preserve">with the theoretical construct-boundary argument developed in §1.2 and</w:t>
-      </w:r>
-      <w:r>
-        <w:t xml:space="preserve"> </w:t>
-      </w:r>
-      <w:r>
-        <w:t xml:space="preserve">§3.2.3: the conditional-scaling mechanism is empirically legible when</w:t>
+        <w:t xml:space="preserve">with the theoretical construct-boundary argument developed in Section 1.2 and</w:t>
+      </w:r>
+      <w:r>
+        <w:t xml:space="preserve"> </w:t>
+      </w:r>
+      <w:r>
+        <w:t xml:space="preserve">Section 3.2.3: the conditional-scaling mechanism is empirically legible when</w:t>
       </w:r>
       <w:r>
         <w:t xml:space="preserve"> </w:t>
@@ -3543,7 +3543,7 @@
         <w:t xml:space="preserve">do/02_run_models.do</w:t>
       </w:r>
       <w:r>
-        <w:t xml:space="preserve">, PART C) and are consistent with the §1.3</w:t>
+        <w:t xml:space="preserve">, PART C) and are consistent with the Section 1.3</w:t>
       </w:r>
       <w:r>
         <w:t xml:space="preserve"> </w:t>
@@ -3938,7 +3938,7 @@
         <w:t xml:space="preserve"> </w:t>
       </w:r>
       <w:r>
-        <w:t xml:space="preserve">extensive margin of exporting is reported in §3.4 below for</w:t>
+        <w:t xml:space="preserve">extensive margin of exporting is reported in Section 3.4 below for</w:t>
       </w:r>
       <w:r>
         <w:t xml:space="preserve"> </w:t>
@@ -3986,13 +3986,13 @@
         <w:t xml:space="preserve"> </w:t>
       </w:r>
       <w:r>
-        <w:t xml:space="preserve">constrain the inferential reach of the OLS specification, so that the §4</w:t>
-      </w:r>
-      <w:r>
-        <w:t xml:space="preserve"> </w:t>
-      </w:r>
-      <w:r>
-        <w:t xml:space="preserve">results can be presented without recurrent caveats and the §5 discussion</w:t>
+        <w:t xml:space="preserve">constrain the inferential reach of the OLS specification, so that the Section 4</w:t>
+      </w:r>
+      <w:r>
+        <w:t xml:space="preserve"> </w:t>
+      </w:r>
+      <w:r>
+        <w:t xml:space="preserve">results can be presented without recurrent caveats and the Section 5 discussion</w:t>
       </w:r>
       <w:r>
         <w:t xml:space="preserve"> </w:t>
@@ -4118,7 +4118,7 @@
         <w:t xml:space="preserve"> </w:t>
       </w:r>
       <w:r>
-        <w:t xml:space="preserve">identified within the supported data range, and the §4 results are</w:t>
+        <w:t xml:space="preserve">identified within the supported data range, and the Section 4 results are</w:t>
       </w:r>
       <w:r>
         <w:t xml:space="preserve"> </w:t>
@@ -4353,13 +4353,13 @@
         <w:t xml:space="preserve"> </w:t>
       </w:r>
       <w:r>
-        <w:t xml:space="preserve">turning point, which the §3.4(i) sample-support boundary establishes is</w:t>
-      </w:r>
-      <w:r>
-        <w:t xml:space="preserve"> </w:t>
-      </w:r>
-      <w:r>
-        <w:t xml:space="preserve">absent here. Read against the saturation hypothesis developed in §1.1,</w:t>
+        <w:t xml:space="preserve">turning point, which the Section 3.4(i) sample-support boundary establishes is</w:t>
+      </w:r>
+      <w:r>
+        <w:t xml:space="preserve"> </w:t>
+      </w:r>
+      <w:r>
+        <w:t xml:space="preserve">absent here. Read against the saturation hypothesis developed in Section 1.1,</w:t>
       </w:r>
       <w:r>
         <w:t xml:space="preserve"> </w:t>
@@ -4433,7 +4433,7 @@
         <w:t xml:space="preserve"> </w:t>
       </w:r>
       <w:r>
-        <w:t xml:space="preserve">downward) and the theoretical commitment in §1.1 (Tier-2 digital</w:t>
+        <w:t xml:space="preserve">downward) and the theoretical commitment in Section 1.1 (Tier-2 digital</w:t>
       </w:r>
       <w:r>
         <w:t xml:space="preserve"> </w:t>
@@ -4651,13 +4651,13 @@
         <w:t xml:space="preserve"> </w:t>
       </w:r>
       <w:r>
-        <w:t xml:space="preserve">to the Heckman sensitivity diagnostic. The §4 results below are reported</w:t>
-      </w:r>
-      <w:r>
-        <w:t xml:space="preserve"> </w:t>
-      </w:r>
-      <w:r>
-        <w:t xml:space="preserve">on this consolidated identification scope, and §5 interprets the</w:t>
+        <w:t xml:space="preserve">to the Heckman sensitivity diagnostic. The Section 4 results below are reported</w:t>
+      </w:r>
+      <w:r>
+        <w:t xml:space="preserve"> </w:t>
+      </w:r>
+      <w:r>
+        <w:t xml:space="preserve">on this consolidated identification scope, and Section 5 interprets the</w:t>
       </w:r>
       <w:r>
         <w:t xml:space="preserve"> </w:t>
@@ -8905,7 +8905,7 @@
         <w:t xml:space="preserve"> </w:t>
       </w:r>
       <w:r>
-        <w:t xml:space="preserve">§3.4(ii) and is not repeated here. Taken together, the strongest</w:t>
+        <w:t xml:space="preserve">Section 3.4(ii) and is not repeated here. Taken together, the strongest</w:t>
       </w:r>
       <w:r>
         <w:t xml:space="preserve"> </w:t>
@@ -8999,7 +8999,7 @@
         <w:t xml:space="preserve"> </w:t>
       </w:r>
       <w:r>
-        <w:t xml:space="preserve">exporters-only result is established at §3.4(ii) and is not repeated</w:t>
+        <w:t xml:space="preserve">exporters-only result is established at Section 3.4(ii) and is not repeated</w:t>
       </w:r>
       <w:r>
         <w:t xml:space="preserve"> </w:t>
@@ -9030,7 +9030,7 @@
         <w:t xml:space="preserve"> </w:t>
       </w:r>
       <w:r>
-        <w:t xml:space="preserve">exporting is reported at §3.4(iv); the diagnostic is consistent with</w:t>
+        <w:t xml:space="preserve">exporting is reported at Section 3.4(iv); the diagnostic is consistent with</w:t>
       </w:r>
       <w:r>
         <w:t xml:space="preserve"> </w:t>
@@ -10188,7 +10188,7 @@
           <w:bCs/>
           <w:b/>
         </w:rPr>
-        <w:t xml:space="preserve">§2.3.4.</w:t>
+        <w:t xml:space="preserve">Section 2.3.4.</w:t>
       </w:r>
       <w:r>
         <w:t xml:space="preserve"> </w:t>
@@ -10334,7 +10334,7 @@
         <w:t xml:space="preserve"> </w:t>
       </w:r>
       <w:r>
-        <w:t xml:space="preserve">§4.5 (ii) Heckman sensitivity diagnostic indicates mild but</w:t>
+        <w:t xml:space="preserve">Section 4.5 (ii) Heckman sensitivity diagnostic indicates mild but</w:t>
       </w:r>
       <w:r>
         <w:t xml:space="preserve"> </w:t>
@@ -10352,7 +10352,7 @@
         <w:t xml:space="preserve"> </w:t>
       </w:r>
       <w:r>
-        <w:t xml:space="preserve">as a bounded residual concern, in line with the §2.3.4 pre-commitment to</w:t>
+        <w:t xml:space="preserve">as a bounded residual concern, in line with the Section 2.3.4 pre-commitment to</w:t>
       </w:r>
       <w:r>
         <w:t xml:space="preserve"> </w:t>
@@ -10518,7 +10518,7 @@
         <w:t xml:space="preserve"> </w:t>
       </w:r>
       <w:r>
-        <w:t xml:space="preserve">layer, as the §4.5 R1 specification shows: when DAI is reduced to the</w:t>
+        <w:t xml:space="preserve">layer, as the Section 4.5 R1 specification shows: when DAI is reduced to the</w:t>
       </w:r>
       <w:r>
         <w:t xml:space="preserve"> </w:t>
@@ -13312,7 +13312,7 @@
           <w:iCs/>
           <w:i/>
         </w:rPr>
-        <w:t xml:space="preserve">Additional contextual sources (cited in §1.1 and §5.1)</w:t>
+        <w:t xml:space="preserve">Additional contextual sources (cited in Section 1.1 and Section 5.1)</w:t>
       </w:r>
     </w:p>
     <w:p>
@@ -13557,7 +13557,10 @@
     </w:p>
     <w:bookmarkEnd w:id="97"/>
     <w:bookmarkEnd w:id="98"/>
-    <w:sectPr/>
+    <w:sectPr>
+      <w:pgSz w:h="16838" w:w="11906"/>
+      <w:pgMar w:bottom="1417" w:left="1417" w:right="1417" w:top="1417"/>
+    </w:sectPr>
   </w:body>
 </w:document>
 </file>
@@ -13690,29 +13693,59 @@
   <w:style w:default="1" w:styleId="Normal" w:type="paragraph">
     <w:name w:val="Normal"/>
     <w:qFormat/>
+    <w:pPr>
+      <w:spacing w:line="276" w:lineRule="auto"/>
+      <w:jc w:val="both"/>
+    </w:pPr>
+    <w:rPr>
+      <w:rFonts w:ascii="Times New Roman" w:eastAsia="Times New Roman" w:hAnsi="Times New Roman"/>
+      <w:color w:val="000000"/>
+      <w:sz w:val="24"/>
+    </w:rPr>
   </w:style>
   <w:style w:styleId="BodyText" w:type="paragraph">
     <w:name w:val="Body Text"/>
     <w:basedOn w:val="Normal"/>
     <w:link w:val="BodyTextChar"/>
     <w:pPr>
-      <w:spacing w:after="180" w:before="180"/>
+      <w:spacing w:after="180" w:before="180" w:line="276" w:lineRule="auto"/>
+      <w:jc w:val="both"/>
     </w:pPr>
     <w:qFormat/>
+    <w:rPr>
+      <w:rFonts w:ascii="Times New Roman" w:eastAsia="Times New Roman" w:hAnsi="Times New Roman"/>
+      <w:color w:val="000000"/>
+      <w:sz w:val="24"/>
+    </w:rPr>
   </w:style>
   <w:style w:customStyle="1" w:styleId="FirstParagraph" w:type="paragraph">
     <w:name w:val="First Paragraph"/>
     <w:basedOn w:val="BodyText"/>
     <w:next w:val="BodyText"/>
     <w:qFormat/>
+    <w:pPr>
+      <w:spacing w:line="276" w:lineRule="auto"/>
+      <w:jc w:val="both"/>
+    </w:pPr>
+    <w:rPr>
+      <w:rFonts w:ascii="Times New Roman" w:eastAsia="Times New Roman" w:hAnsi="Times New Roman"/>
+      <w:color w:val="000000"/>
+      <w:sz w:val="24"/>
+    </w:rPr>
   </w:style>
   <w:style w:customStyle="1" w:styleId="Compact" w:type="paragraph">
     <w:name w:val="Compact"/>
     <w:basedOn w:val="BodyText"/>
     <w:qFormat/>
     <w:pPr>
-      <w:spacing w:after="36" w:before="36"/>
+      <w:spacing w:after="36" w:before="36" w:line="276" w:lineRule="auto"/>
+      <w:jc w:val="both"/>
     </w:pPr>
+    <w:rPr>
+      <w:rFonts w:ascii="Times New Roman" w:eastAsia="Times New Roman" w:hAnsi="Times New Roman"/>
+      <w:color w:val="000000"/>
+      <w:sz w:val="24"/>
+    </w:rPr>
   </w:style>
   <w:style w:styleId="Title" w:type="paragraph">
     <w:name w:val="Title"/>
@@ -13722,15 +13755,15 @@
     <w:pPr>
       <w:keepNext/>
       <w:keepLines/>
-      <w:spacing w:after="240" w:before="480"/>
-      <w:jc w:val="center"/>
+      <w:spacing w:after="240" w:before="480" w:line="276" w:lineRule="auto"/>
+      <w:jc w:val="both"/>
     </w:pPr>
     <w:rPr>
-      <w:rFonts w:asciiTheme="majorHAnsi" w:cstheme="majorBidi" w:eastAsiaTheme="majorEastAsia" w:hAnsiTheme="majorHAnsi"/>
+      <w:rFonts w:ascii="Times New Roman" w:asciiTheme="majorHAnsi" w:cstheme="majorBidi" w:eastAsia="Times New Roman" w:eastAsiaTheme="majorEastAsia" w:hAnsi="Times New Roman" w:hAnsiTheme="majorHAnsi"/>
       <w:b/>
       <w:bCs/>
-      <w:color w:themeColor="accent1" w:themeShade="B5" w:val="345A8A"/>
-      <w:sz w:val="36"/>
+      <w:color w:val="000000"/>
+      <w:sz w:val="24"/>
       <w:szCs w:val="36"/>
     </w:rPr>
   </w:style>
@@ -13742,11 +13775,13 @@
     <w:pPr>
       <w:keepNext/>
       <w:keepLines/>
-      <w:spacing w:after="240" w:before="240"/>
-      <w:jc w:val="center"/>
+      <w:spacing w:after="240" w:before="240" w:line="276" w:lineRule="auto"/>
+      <w:jc w:val="both"/>
     </w:pPr>
     <w:rPr>
-      <w:sz w:val="30"/>
+      <w:rFonts w:ascii="Times New Roman" w:eastAsia="Times New Roman" w:hAnsi="Times New Roman"/>
+      <w:color w:val="000000"/>
+      <w:sz w:val="24"/>
       <w:szCs w:val="30"/>
     </w:rPr>
   </w:style>
@@ -13757,8 +13792,14 @@
     <w:pPr>
       <w:keepNext/>
       <w:keepLines/>
-      <w:jc w:val="center"/>
+      <w:spacing w:line="276" w:lineRule="auto"/>
+      <w:jc w:val="both"/>
     </w:pPr>
+    <w:rPr>
+      <w:rFonts w:ascii="Times New Roman" w:eastAsia="Times New Roman" w:hAnsi="Times New Roman"/>
+      <w:color w:val="000000"/>
+      <w:sz w:val="24"/>
+    </w:rPr>
   </w:style>
   <w:style w:styleId="Date" w:type="paragraph">
     <w:name w:val="Date"/>
@@ -13767,8 +13808,14 @@
     <w:pPr>
       <w:keepNext/>
       <w:keepLines/>
-      <w:jc w:val="center"/>
+      <w:spacing w:line="276" w:lineRule="auto"/>
+      <w:jc w:val="both"/>
     </w:pPr>
+    <w:rPr>
+      <w:rFonts w:ascii="Times New Roman" w:eastAsia="Times New Roman" w:hAnsi="Times New Roman"/>
+      <w:color w:val="000000"/>
+      <w:sz w:val="24"/>
+    </w:rPr>
   </w:style>
   <w:style w:customStyle="1" w:styleId="AbstractTitle" w:type="paragraph">
     <w:name w:val="Abstract Title"/>
@@ -13778,15 +13825,15 @@
     <w:pPr>
       <w:keepNext/>
       <w:keepLines/>
-      <w:jc w:val="center"/>
-      <w:spacing w:after="0" w:before="300"/>
+      <w:jc w:val="both"/>
+      <w:spacing w:after="0" w:before="300" w:line="276" w:lineRule="auto"/>
     </w:pPr>
     <w:rPr>
-      <w:sz w:val="20"/>
+      <w:color w:val="000000"/>
+      <w:sz w:val="24"/>
       <w:szCs w:val="20"/>
+      <w:rFonts w:ascii="Times New Roman" w:eastAsia="Times New Roman" w:hAnsi="Times New Roman"/>
       <w:b/>
-      <w:color w:val="345A8A"/>
-      &gt;
     </w:rPr>
   </w:style>
   <w:style w:customStyle="1" w:styleId="Abstract" w:type="paragraph">
@@ -13797,10 +13844,13 @@
     <w:pPr>
       <w:keepNext/>
       <w:keepLines/>
-      <w:spacing w:after="300" w:before="100"/>
+      <w:spacing w:after="300" w:before="100" w:line="276" w:lineRule="auto"/>
+      <w:jc w:val="both"/>
     </w:pPr>
     <w:rPr>
-      <w:sz w:val="20"/>
+      <w:rFonts w:ascii="Times New Roman" w:eastAsia="Times New Roman" w:hAnsi="Times New Roman"/>
+      <w:color w:val="000000"/>
+      <w:sz w:val="24"/>
       <w:szCs w:val="20"/>
     </w:rPr>
   </w:style>
@@ -13809,8 +13859,15 @@
     <w:basedOn w:val="Normal"/>
     <w:next w:val="Bibliography"/>
     <w:qFormat/>
-    <w:pPr/>
-    <w:rPr/>
+    <w:pPr>
+      <w:spacing w:line="276" w:lineRule="auto"/>
+      <w:jc w:val="both"/>
+    </w:pPr>
+    <w:rPr>
+      <w:rFonts w:ascii="Times New Roman" w:eastAsia="Times New Roman" w:hAnsi="Times New Roman"/>
+      <w:color w:val="000000"/>
+      <w:sz w:val="24"/>
+    </w:rPr>
   </w:style>
   <w:style w:styleId="Heading1" w:type="paragraph">
     <w:name w:val="Heading 1"/>
@@ -13821,15 +13878,16 @@
     <w:pPr>
       <w:keepNext/>
       <w:keepLines/>
-      <w:spacing w:after="0" w:before="480"/>
+      <w:spacing w:after="0" w:before="480" w:line="276" w:lineRule="auto"/>
+      <w:jc w:val="both"/>
       <w:outlineLvl w:val="0"/>
     </w:pPr>
     <w:rPr>
-      <w:rFonts w:asciiTheme="majorHAnsi" w:cstheme="majorBidi" w:eastAsiaTheme="majorEastAsia" w:hAnsiTheme="majorHAnsi"/>
+      <w:rFonts w:ascii="Times New Roman" w:asciiTheme="majorHAnsi" w:cstheme="majorBidi" w:eastAsia="Times New Roman" w:eastAsiaTheme="majorEastAsia" w:hAnsi="Times New Roman" w:hAnsiTheme="majorHAnsi"/>
       <w:b/>
       <w:bCs/>
-      <w:color w:themeColor="accent1" w:val="4F81BD"/>
-      <w:sz w:val="32"/>
+      <w:color w:val="000000"/>
+      <w:sz w:val="24"/>
       <w:szCs w:val="32"/>
     </w:rPr>
   </w:style>
@@ -13843,15 +13901,16 @@
     <w:pPr>
       <w:keepNext/>
       <w:keepLines/>
-      <w:spacing w:after="0" w:before="200"/>
+      <w:spacing w:after="0" w:before="200" w:line="276" w:lineRule="auto"/>
+      <w:jc w:val="both"/>
       <w:outlineLvl w:val="1"/>
     </w:pPr>
     <w:rPr>
-      <w:rFonts w:asciiTheme="majorHAnsi" w:cstheme="majorBidi" w:eastAsiaTheme="majorEastAsia" w:hAnsiTheme="majorHAnsi"/>
+      <w:rFonts w:ascii="Times New Roman" w:asciiTheme="majorHAnsi" w:cstheme="majorBidi" w:eastAsia="Times New Roman" w:eastAsiaTheme="majorEastAsia" w:hAnsi="Times New Roman" w:hAnsiTheme="majorHAnsi"/>
       <w:b/>
       <w:bCs/>
-      <w:color w:themeColor="accent1" w:val="4F81BD"/>
-      <w:sz w:val="28"/>
+      <w:color w:val="000000"/>
+      <w:sz w:val="24"/>
       <w:szCs w:val="28"/>
     </w:rPr>
   </w:style>
@@ -13865,14 +13924,15 @@
     <w:pPr>
       <w:keepNext/>
       <w:keepLines/>
-      <w:spacing w:after="0" w:before="200"/>
+      <w:spacing w:after="0" w:before="200" w:line="276" w:lineRule="auto"/>
+      <w:jc w:val="both"/>
       <w:outlineLvl w:val="2"/>
     </w:pPr>
     <w:rPr>
-      <w:rFonts w:asciiTheme="majorHAnsi" w:cstheme="majorBidi" w:eastAsiaTheme="majorEastAsia" w:hAnsiTheme="majorHAnsi"/>
+      <w:rFonts w:ascii="Times New Roman" w:asciiTheme="majorHAnsi" w:cstheme="majorBidi" w:eastAsia="Times New Roman" w:eastAsiaTheme="majorEastAsia" w:hAnsi="Times New Roman" w:hAnsiTheme="majorHAnsi"/>
       <w:b/>
       <w:bCs/>
-      <w:color w:themeColor="accent1" w:val="4F81BD"/>
+      <w:color w:val="000000"/>
       <w:sz w:val="24"/>
       <w:szCs w:val="24"/>
     </w:rPr>
@@ -13887,14 +13947,15 @@
     <w:pPr>
       <w:keepNext/>
       <w:keepLines/>
-      <w:spacing w:after="0" w:before="200"/>
+      <w:spacing w:after="0" w:before="200" w:line="276" w:lineRule="auto"/>
+      <w:jc w:val="both"/>
       <w:outlineLvl w:val="3"/>
     </w:pPr>
     <w:rPr>
-      <w:rFonts w:asciiTheme="majorHAnsi" w:cstheme="majorBidi" w:eastAsiaTheme="majorEastAsia" w:hAnsiTheme="majorHAnsi"/>
+      <w:rFonts w:ascii="Times New Roman" w:asciiTheme="majorHAnsi" w:cstheme="majorBidi" w:eastAsia="Times New Roman" w:eastAsiaTheme="majorEastAsia" w:hAnsi="Times New Roman" w:hAnsiTheme="majorHAnsi"/>
       <w:i/>
       <w:bCs/>
-      <w:color w:themeColor="accent1" w:val="4F81BD"/>
+      <w:color w:val="000000"/>
       <w:sz w:val="24"/>
       <w:szCs w:val="24"/>
     </w:rPr>
@@ -13909,13 +13970,14 @@
     <w:pPr>
       <w:keepNext/>
       <w:keepLines/>
-      <w:spacing w:after="0" w:before="200"/>
+      <w:spacing w:after="0" w:before="200" w:line="276" w:lineRule="auto"/>
+      <w:jc w:val="both"/>
       <w:outlineLvl w:val="4"/>
     </w:pPr>
     <w:rPr>
-      <w:rFonts w:asciiTheme="majorHAnsi" w:cstheme="majorBidi" w:eastAsiaTheme="majorEastAsia" w:hAnsiTheme="majorHAnsi"/>
+      <w:rFonts w:ascii="Times New Roman" w:asciiTheme="majorHAnsi" w:cstheme="majorBidi" w:eastAsia="Times New Roman" w:eastAsiaTheme="majorEastAsia" w:hAnsi="Times New Roman" w:hAnsiTheme="majorHAnsi"/>
       <w:iCs/>
-      <w:color w:themeColor="accent1" w:val="4F81BD"/>
+      <w:color w:val="000000"/>
       <w:sz w:val="24"/>
       <w:szCs w:val="24"/>
     </w:rPr>
@@ -13930,12 +13992,13 @@
     <w:pPr>
       <w:keepNext/>
       <w:keepLines/>
-      <w:spacing w:after="0" w:before="200"/>
+      <w:spacing w:after="0" w:before="200" w:line="276" w:lineRule="auto"/>
+      <w:jc w:val="both"/>
       <w:outlineLvl w:val="5"/>
     </w:pPr>
     <w:rPr>
-      <w:rFonts w:asciiTheme="majorHAnsi" w:cstheme="majorBidi" w:eastAsiaTheme="majorEastAsia" w:hAnsiTheme="majorHAnsi"/>
-      <w:color w:themeColor="accent1" w:val="4F81BD"/>
+      <w:rFonts w:ascii="Times New Roman" w:asciiTheme="majorHAnsi" w:cstheme="majorBidi" w:eastAsia="Times New Roman" w:eastAsiaTheme="majorEastAsia" w:hAnsi="Times New Roman" w:hAnsiTheme="majorHAnsi"/>
+      <w:color w:val="000000"/>
       <w:sz w:val="24"/>
       <w:szCs w:val="24"/>
     </w:rPr>
@@ -13950,12 +14013,13 @@
     <w:pPr>
       <w:keepNext/>
       <w:keepLines/>
-      <w:spacing w:after="0" w:before="200"/>
+      <w:spacing w:after="0" w:before="200" w:line="276" w:lineRule="auto"/>
+      <w:jc w:val="both"/>
       <w:outlineLvl w:val="6"/>
     </w:pPr>
     <w:rPr>
-      <w:rFonts w:asciiTheme="majorHAnsi" w:cstheme="majorBidi" w:eastAsiaTheme="majorEastAsia" w:hAnsiTheme="majorHAnsi"/>
-      <w:color w:themeColor="accent1" w:val="4F81BD"/>
+      <w:rFonts w:ascii="Times New Roman" w:asciiTheme="majorHAnsi" w:cstheme="majorBidi" w:eastAsia="Times New Roman" w:eastAsiaTheme="majorEastAsia" w:hAnsi="Times New Roman" w:hAnsiTheme="majorHAnsi"/>
+      <w:color w:val="000000"/>
       <w:sz w:val="24"/>
       <w:szCs w:val="24"/>
     </w:rPr>
@@ -13970,12 +14034,13 @@
     <w:pPr>
       <w:keepNext/>
       <w:keepLines/>
-      <w:spacing w:after="0" w:before="200"/>
+      <w:spacing w:after="0" w:before="200" w:line="276" w:lineRule="auto"/>
+      <w:jc w:val="both"/>
       <w:outlineLvl w:val="7"/>
     </w:pPr>
     <w:rPr>
-      <w:rFonts w:asciiTheme="majorHAnsi" w:cstheme="majorBidi" w:eastAsiaTheme="majorEastAsia" w:hAnsiTheme="majorHAnsi"/>
-      <w:color w:themeColor="accent1" w:val="4F81BD"/>
+      <w:rFonts w:ascii="Times New Roman" w:asciiTheme="majorHAnsi" w:cstheme="majorBidi" w:eastAsia="Times New Roman" w:eastAsiaTheme="majorEastAsia" w:hAnsi="Times New Roman" w:hAnsiTheme="majorHAnsi"/>
+      <w:color w:val="000000"/>
       <w:sz w:val="24"/>
       <w:szCs w:val="24"/>
     </w:rPr>
@@ -13990,12 +14055,13 @@
     <w:pPr>
       <w:keepNext/>
       <w:keepLines/>
-      <w:spacing w:after="0" w:before="200"/>
+      <w:spacing w:after="0" w:before="200" w:line="276" w:lineRule="auto"/>
+      <w:jc w:val="both"/>
       <w:outlineLvl w:val="8"/>
     </w:pPr>
     <w:rPr>
-      <w:rFonts w:asciiTheme="majorHAnsi" w:cstheme="majorBidi" w:eastAsiaTheme="majorEastAsia" w:hAnsiTheme="majorHAnsi"/>
-      <w:color w:themeColor="accent1" w:val="4F81BD"/>
+      <w:rFonts w:ascii="Times New Roman" w:asciiTheme="majorHAnsi" w:cstheme="majorBidi" w:eastAsia="Times New Roman" w:eastAsiaTheme="majorEastAsia" w:hAnsi="Times New Roman" w:hAnsiTheme="majorHAnsi"/>
+      <w:color w:val="000000"/>
       <w:sz w:val="24"/>
       <w:szCs w:val="24"/>
     </w:rPr>
@@ -14008,9 +14074,15 @@
     <w:unhideWhenUsed/>
     <w:qFormat/>
     <w:pPr>
-      <w:spacing w:after="100" w:before="100"/>
+      <w:spacing w:after="100" w:before="100" w:line="276" w:lineRule="auto"/>
       <w:ind w:firstLine="0" w:left="480" w:right="480"/>
+      <w:jc w:val="both"/>
     </w:pPr>
+    <w:rPr>
+      <w:rFonts w:ascii="Times New Roman" w:eastAsia="Times New Roman" w:hAnsi="Times New Roman"/>
+      <w:color w:val="000000"/>
+      <w:sz w:val="24"/>
+    </w:rPr>
   </w:style>
   <w:style w:styleId="FootnoteText" w:type="paragraph">
     <w:name w:val="Footnote Text"/>
@@ -14019,11 +14091,25 @@
     <w:uiPriority w:val="9"/>
     <w:unhideWhenUsed/>
     <w:qFormat/>
+    <w:pPr>
+      <w:spacing w:line="276" w:lineRule="auto"/>
+      <w:jc w:val="both"/>
+    </w:pPr>
+    <w:rPr>
+      <w:rFonts w:ascii="Times New Roman" w:eastAsia="Times New Roman" w:hAnsi="Times New Roman"/>
+      <w:color w:val="000000"/>
+      <w:sz w:val="24"/>
+    </w:rPr>
   </w:style>
   <w:style w:default="1" w:styleId="DefaultParagraphFont" w:type="character">
     <w:name w:val="Default Paragraph Font"/>
     <w:semiHidden/>
     <w:unhideWhenUsed/>
+    <w:rPr>
+      <w:rFonts w:ascii="Times New Roman" w:eastAsia="Times New Roman" w:hAnsi="Times New Roman"/>
+      <w:color w:val="000000"/>
+      <w:sz w:val="24"/>
+    </w:rPr>
   </w:style>
   <w:style w:default="1" w:styleId="Table" w:type="table">
     <w:name w:val="Table"/>
@@ -14031,6 +14117,15 @@
     <w:semiHidden/>
     <w:unhideWhenUsed/>
     <w:qFormat/>
+    <w:pPr>
+      <w:spacing w:line="276" w:lineRule="auto"/>
+      <w:jc w:val="both"/>
+    </w:pPr>
+    <w:rPr>
+      <w:rFonts w:ascii="Times New Roman" w:eastAsia="Times New Roman" w:hAnsi="Times New Roman"/>
+      <w:color w:val="000000"/>
+      <w:sz w:val="24"/>
+    </w:rPr>
     <w:tblPr>
       <w:tblInd w:type="dxa" w:w="0"/>
       <w:tblCellMar>
@@ -14063,25 +14158,42 @@
     <w:pPr>
       <w:keepNext/>
       <w:keepLines/>
-      <w:spacing w:after="0"/>
+      <w:spacing w:after="0" w:line="276" w:lineRule="auto"/>
+      <w:jc w:val="both"/>
     </w:pPr>
     <w:rPr>
+      <w:rFonts w:ascii="Times New Roman" w:eastAsia="Times New Roman" w:hAnsi="Times New Roman"/>
       <w:b/>
+      <w:color w:val="000000"/>
+      <w:sz w:val="24"/>
     </w:rPr>
   </w:style>
   <w:style w:customStyle="1" w:styleId="Definition" w:type="paragraph">
     <w:name w:val="Definition"/>
     <w:basedOn w:val="Normal"/>
+    <w:pPr>
+      <w:spacing w:line="276" w:lineRule="auto"/>
+      <w:jc w:val="both"/>
+    </w:pPr>
+    <w:rPr>
+      <w:rFonts w:ascii="Times New Roman" w:eastAsia="Times New Roman" w:hAnsi="Times New Roman"/>
+      <w:color w:val="000000"/>
+      <w:sz w:val="24"/>
+    </w:rPr>
   </w:style>
   <w:style w:styleId="Caption" w:type="paragraph">
     <w:name w:val="Caption"/>
     <w:basedOn w:val="Normal"/>
     <w:link w:val="BodyTextChar"/>
     <w:pPr>
-      <w:spacing w:after="120" w:before="0"/>
+      <w:spacing w:after="120" w:before="0" w:line="276" w:lineRule="auto"/>
+      <w:jc w:val="both"/>
     </w:pPr>
     <w:rPr>
+      <w:rFonts w:ascii="Times New Roman" w:eastAsia="Times New Roman" w:hAnsi="Times New Roman"/>
       <w:i/>
+      <w:color w:val="000000"/>
+      <w:sz w:val="24"/>
     </w:rPr>
   </w:style>
   <w:style w:customStyle="1" w:styleId="TableCaption" w:type="paragraph">
@@ -14089,44 +14201,90 @@
     <w:basedOn w:val="Caption"/>
     <w:pPr>
       <w:keepNext/>
+      <w:spacing w:line="276" w:lineRule="auto"/>
+      <w:jc w:val="both"/>
     </w:pPr>
+    <w:rPr>
+      <w:rFonts w:ascii="Times New Roman" w:eastAsia="Times New Roman" w:hAnsi="Times New Roman"/>
+      <w:color w:val="000000"/>
+      <w:sz w:val="24"/>
+    </w:rPr>
   </w:style>
   <w:style w:customStyle="1" w:styleId="ImageCaption" w:type="paragraph">
     <w:name w:val="Image Caption"/>
     <w:basedOn w:val="Caption"/>
+    <w:pPr>
+      <w:spacing w:line="276" w:lineRule="auto"/>
+      <w:jc w:val="both"/>
+    </w:pPr>
+    <w:rPr>
+      <w:rFonts w:ascii="Times New Roman" w:eastAsia="Times New Roman" w:hAnsi="Times New Roman"/>
+      <w:color w:val="000000"/>
+      <w:sz w:val="24"/>
+    </w:rPr>
   </w:style>
   <w:style w:customStyle="1" w:styleId="Figure" w:type="paragraph">
     <w:name w:val="Figure"/>
     <w:basedOn w:val="Normal"/>
+    <w:pPr>
+      <w:spacing w:line="276" w:lineRule="auto"/>
+      <w:jc w:val="both"/>
+    </w:pPr>
+    <w:rPr>
+      <w:rFonts w:ascii="Times New Roman" w:eastAsia="Times New Roman" w:hAnsi="Times New Roman"/>
+      <w:color w:val="000000"/>
+      <w:sz w:val="24"/>
+    </w:rPr>
   </w:style>
   <w:style w:customStyle="1" w:styleId="CaptionedFigure" w:type="paragraph">
     <w:name w:val="Captioned Figure"/>
     <w:basedOn w:val="Figure"/>
     <w:pPr>
       <w:keepNext/>
+      <w:spacing w:line="276" w:lineRule="auto"/>
+      <w:jc w:val="both"/>
     </w:pPr>
+    <w:rPr>
+      <w:rFonts w:ascii="Times New Roman" w:eastAsia="Times New Roman" w:hAnsi="Times New Roman"/>
+      <w:color w:val="000000"/>
+      <w:sz w:val="24"/>
+    </w:rPr>
   </w:style>
   <w:style w:customStyle="1" w:styleId="BodyTextChar" w:type="character">
     <w:name w:val="Body Text Char"/>
     <w:basedOn w:val="DefaultParagraphFont"/>
     <w:link w:val="BodyText"/>
+    <w:rPr>
+      <w:rFonts w:ascii="Times New Roman" w:eastAsia="Times New Roman" w:hAnsi="Times New Roman"/>
+      <w:color w:val="000000"/>
+      <w:sz w:val="24"/>
+    </w:rPr>
   </w:style>
   <w:style w:customStyle="1" w:styleId="VerbatimChar" w:type="character">
     <w:name w:val="Verbatim Char"/>
     <w:basedOn w:val="BodyTextChar"/>
     <w:rPr>
-      <w:rFonts w:ascii="Consolas" w:hAnsi="Consolas"/>
-      <w:sz w:val="22"/>
+      <w:rFonts w:ascii="Times New Roman" w:eastAsia="Times New Roman" w:hAnsi="Times New Roman"/>
+      <w:color w:val="000000"/>
+      <w:sz w:val="24"/>
     </w:rPr>
   </w:style>
   <w:style w:customStyle="1" w:styleId="SectionNumber" w:type="character">
     <w:name w:val="Section Number"/>
     <w:basedOn w:val="BodyTextChar"/>
+    <w:rPr>
+      <w:rFonts w:ascii="Times New Roman" w:eastAsia="Times New Roman" w:hAnsi="Times New Roman"/>
+      <w:color w:val="000000"/>
+      <w:sz w:val="24"/>
+    </w:rPr>
   </w:style>
   <w:style w:styleId="FootnoteReference" w:type="character">
     <w:name w:val="Footnote Reference"/>
     <w:basedOn w:val="BodyTextChar"/>
     <w:rPr>
+      <w:rFonts w:ascii="Times New Roman" w:eastAsia="Times New Roman" w:hAnsi="Times New Roman"/>
+      <w:color w:val="000000"/>
+      <w:sz w:val="24"/>
       <w:vertAlign w:val="superscript"/>
     </w:rPr>
   </w:style>
@@ -14134,7 +14292,9 @@
     <w:name w:val="Hyperlink"/>
     <w:basedOn w:val="BodyTextChar"/>
     <w:rPr>
-      <w:color w:themeColor="accent1" w:val="4F81BD"/>
+      <w:rFonts w:ascii="Times New Roman" w:eastAsia="Times New Roman" w:hAnsi="Times New Roman"/>
+      <w:color w:val="000000"/>
+      <w:sz w:val="24"/>
     </w:rPr>
   </w:style>
   <w:style w:styleId="TOCHeading" w:type="paragraph">
@@ -14145,14 +14305,16 @@
     <w:unhideWhenUsed/>
     <w:qFormat/>
     <w:pPr>
-      <w:spacing w:before="240" w:line="259" w:lineRule="auto"/>
+      <w:spacing w:before="240" w:line="276" w:lineRule="auto"/>
+      <w:jc w:val="both"/>
       <w:outlineLvl w:val="9"/>
     </w:pPr>
     <w:rPr>
-      <w:rFonts w:asciiTheme="majorHAnsi" w:cstheme="majorBidi" w:eastAsiaTheme="majorEastAsia" w:hAnsiTheme="majorHAnsi"/>
+      <w:rFonts w:ascii="Times New Roman" w:asciiTheme="majorHAnsi" w:cstheme="majorBidi" w:eastAsia="Times New Roman" w:eastAsiaTheme="majorEastAsia" w:hAnsi="Times New Roman" w:hAnsiTheme="majorHAnsi"/>
       <w:b w:val="0"/>
       <w:bCs w:val="0"/>
-      <w:color w:themeColor="accent1" w:themeShade="BF" w:val="365F91"/>
+      <w:color w:val="000000"/>
+      <w:sz w:val="24"/>
     </w:rPr>
   </w:style>
   <w:style w:type="paragraph" w:customStyle="1" w:styleId="SourceCode">

--- a/dist/BO_NOP_HOAN_CHINH_2026-06/1_papers/P4_MIR/01_manuscript_blinded.docx
+++ b/dist/BO_NOP_HOAN_CHINH_2026-06/1_papers/P4_MIR/01_manuscript_blinded.docx
@@ -2,7 +2,7 @@
 <file path=word/document.xml><?xml version="1.0" encoding="utf-8"?>
 <w:document xmlns:w="http://schemas.openxmlformats.org/wordprocessingml/2006/main" xmlns:m="http://schemas.openxmlformats.org/officeDocument/2006/math" xmlns:r="http://schemas.openxmlformats.org/officeDocument/2006/relationships" xmlns:o="urn:schemas-microsoft-com:office:office" xmlns:v="urn:schemas-microsoft-com:vml" xmlns:w10="urn:schemas-microsoft-com:office:word" xmlns:a="http://schemas.openxmlformats.org/drawingml/2006/main" xmlns:pic="http://schemas.openxmlformats.org/drawingml/2006/picture" xmlns:wp="http://schemas.openxmlformats.org/drawingml/2006/wordprocessingDrawing">
   <w:body>
-    <w:bookmarkStart w:id="98" w:name="X07c3a2f9ec246b5120b9b19625fb58c0a5f9521"/>
+    <w:bookmarkStart w:id="99" w:name="X07c3a2f9ec246b5120b9b19625fb58c0a5f9521"/>
     <w:p>
       <w:pPr>
         <w:pStyle w:val="Heading1"/>
@@ -263,7 +263,7 @@
       </w:r>
     </w:p>
     <w:bookmarkEnd w:id="20"/>
-    <w:bookmarkStart w:id="25" w:name="introduction"/>
+    <w:bookmarkStart w:id="25" w:name="Xe3d0fc0bea9a42ce7605565d0964033d7f6ee47"/>
     <w:p>
       <w:pPr>
         <w:pStyle w:val="Heading2"/>
@@ -272,7 +272,7 @@
         <w:t xml:space="preserve">1 Introduction</w:t>
       </w:r>
     </w:p>
-    <w:bookmarkStart w:id="21" w:name="background-and-motivation"/>
+    <w:bookmarkStart w:id="21" w:name="Xe5b26b80b1cffd635bf6d81ca2944b40daaf62d"/>
     <w:p>
       <w:pPr>
         <w:pStyle w:val="Heading3"/>
@@ -328,7 +328,7 @@
         <w:t xml:space="preserve"> </w:t>
       </w:r>
       <w:r>
-        <w:t xml:space="preserve">literature (Marano et al. 2016). However, much of this literature was</w:t>
+        <w:t xml:space="preserve">literature (Marano et al. 2016). However, much of this literature was</w:t>
       </w:r>
       <w:r>
         <w:t xml:space="preserve"> </w:t>
@@ -346,7 +346,7 @@
         <w:t xml:space="preserve"> </w:t>
       </w:r>
       <w:r>
-        <w:t xml:space="preserve">those of digitally advanced economies (Peng 2003; Peng et al. 2008) and</w:t>
+        <w:t xml:space="preserve">those of digitally advanced economies (Peng 2003; Peng et al. 2008) and</w:t>
       </w:r>
       <w:r>
         <w:t xml:space="preserve"> </w:t>
@@ -478,7 +478,7 @@
         <w:t xml:space="preserve"> </w:t>
       </w:r>
       <w:r>
-        <w:t xml:space="preserve">(Bharadwaj et al. 2013; Verhoef et al. 2021). This combination creates</w:t>
+        <w:t xml:space="preserve">(Bharadwaj et al. 2013; Verhoef et al. 2021). This combination creates</w:t>
       </w:r>
       <w:r>
         <w:t xml:space="preserve"> </w:t>
@@ -521,7 +521,7 @@
         <w:t xml:space="preserve"> </w:t>
       </w:r>
       <w:r>
-        <w:t xml:space="preserve">near-universal Tier 1–2 diffusion is enabled by Singapore’s nationally</w:t>
+        <w:t xml:space="preserve">near-universal Tier 1–2 diffusion is enabled by Singapore's nationally</w:t>
       </w:r>
       <w:r>
         <w:t xml:space="preserve"> </w:t>
@@ -563,7 +563,7 @@
         <w:t xml:space="preserve"> </w:t>
       </w:r>
       <w:r>
-        <w:t xml:space="preserve">domestic orientation despite the economy’s mature digital</w:t>
+        <w:t xml:space="preserve">domestic orientation despite the economy's mature digital</w:t>
       </w:r>
       <w:r>
         <w:t xml:space="preserve"> </w:t>
@@ -683,7 +683,7 @@
         <w:t xml:space="preserve"> </w:t>
       </w:r>
       <w:r>
-        <w:t xml:space="preserve">surrounding digital ecosystem (Bharadwaj et al. 2013; Verhoef et al.</w:t>
+        <w:t xml:space="preserve">surrounding digital ecosystem (Bharadwaj et al. 2013; Verhoef et al.</w:t>
       </w:r>
       <w:r>
         <w:t xml:space="preserve"> </w:t>
@@ -693,7 +693,7 @@
       </w:r>
     </w:p>
     <w:bookmarkEnd w:id="21"/>
-    <w:bookmarkStart w:id="22" w:name="research-gap"/>
+    <w:bookmarkStart w:id="22" w:name="X2961a496af63dca26d6e29b654ead2e696c6fdd"/>
     <w:p>
       <w:pPr>
         <w:pStyle w:val="Heading3"/>
@@ -909,7 +909,7 @@
       </w:r>
     </w:p>
     <w:bookmarkEnd w:id="22"/>
-    <w:bookmarkStart w:id="23" w:name="contribution"/>
+    <w:bookmarkStart w:id="23" w:name="X494b14dde48fd709c427dcfac91526fdde5ec7e"/>
     <w:p>
       <w:pPr>
         <w:pStyle w:val="Heading3"/>
@@ -1161,7 +1161,7 @@
       </w:r>
     </w:p>
     <w:bookmarkEnd w:id="23"/>
-    <w:bookmarkStart w:id="24" w:name="roadmap"/>
+    <w:bookmarkStart w:id="24" w:name="Xdd618d9602139b0eee88c4277e195c55d104c48"/>
     <w:p>
       <w:pPr>
         <w:pStyle w:val="Heading3"/>
@@ -1204,7 +1204,7 @@
     </w:p>
     <w:bookmarkEnd w:id="24"/>
     <w:bookmarkEnd w:id="25"/>
-    <w:bookmarkStart w:id="34" w:name="theory-and-hypotheses"/>
+    <w:bookmarkStart w:id="34" w:name="X8bf20a63f0decf7b16e99d564b9958ec4fbbb23"/>
     <w:p>
       <w:pPr>
         <w:pStyle w:val="Heading2"/>
@@ -1213,7 +1213,7 @@
         <w:t xml:space="preserve">2 Theory and Hypotheses</w:t>
       </w:r>
     </w:p>
-    <w:bookmarkStart w:id="26" w:name="X001c1553335b0468ad48060ef103d7d22aed657"/>
+    <w:bookmarkStart w:id="26" w:name="X9497e0c582d29cdf214e76507e8fbbcc0b6d410"/>
     <w:p>
       <w:pPr>
         <w:pStyle w:val="Heading3"/>
@@ -1239,7 +1239,7 @@
         <w:t xml:space="preserve"> </w:t>
       </w:r>
       <w:r>
-        <w:t xml:space="preserve">performance. Hitt et al. (1997) introduced the inverted-U logic: initial</w:t>
+        <w:t xml:space="preserve">performance. Hitt et al. (1997) introduced the inverted-U logic: initial</w:t>
       </w:r>
       <w:r>
         <w:t xml:space="preserve"> </w:t>
@@ -1257,7 +1257,7 @@
         <w:t xml:space="preserve"> </w:t>
       </w:r>
       <w:r>
-        <w:t xml:space="preserve">that erode the returns to further expansion. Contractor et al. (2003)</w:t>
+        <w:t xml:space="preserve">that erode the returns to further expansion. Contractor et al. (2003)</w:t>
       </w:r>
       <w:r>
         <w:t xml:space="preserve"> </w:t>
@@ -1287,7 +1287,7 @@
         <w:t xml:space="preserve"> </w:t>
       </w:r>
       <w:r>
-        <w:t xml:space="preserve">et al. 2016). An important implication of the nonlinear I–P literature</w:t>
+        <w:t xml:space="preserve">et al. 2016). An important implication of the nonlinear I–P literature</w:t>
       </w:r>
       <w:r>
         <w:t xml:space="preserve"> </w:t>
@@ -1357,7 +1357,7 @@
       </w:r>
     </w:p>
     <w:bookmarkEnd w:id="26"/>
-    <w:bookmarkStart w:id="27" w:name="two-distinct-constructs-tci-and-dai"/>
+    <w:bookmarkStart w:id="27" w:name="X58009fa5124754b9d12ae223bf3908d651fea58"/>
     <w:p>
       <w:pPr>
         <w:pStyle w:val="Heading3"/>
@@ -1395,7 +1395,7 @@
         <w:t xml:space="preserve"> </w:t>
       </w:r>
       <w:r>
-        <w:t xml:space="preserve">participation (Verhoef et al. 2021). This study departs from that</w:t>
+        <w:t xml:space="preserve">participation (Verhoef et al. 2021). This study departs from that</w:t>
       </w:r>
       <w:r>
         <w:t xml:space="preserve"> </w:t>
@@ -1425,7 +1425,7 @@
         <w:t xml:space="preserve"> </w:t>
       </w:r>
       <w:r>
-        <w:t xml:space="preserve">al. 2013; Verhoef et al. 2021). The distinction is theoretically</w:t>
+        <w:t xml:space="preserve">al. 2013; Verhoef et al. 2021). The distinction is theoretically</w:t>
       </w:r>
       <w:r>
         <w:t xml:space="preserve"> </w:t>
@@ -1467,7 +1467,7 @@
         <w:t xml:space="preserve"> </w:t>
       </w:r>
       <w:r>
-        <w:t xml:space="preserve">transaction-enabling mechanisms (Bharadwaj et al. 2013), reflecting a</w:t>
+        <w:t xml:space="preserve">transaction-enabling mechanisms (Bharadwaj et al. 2013), reflecting a</w:t>
       </w:r>
       <w:r>
         <w:t xml:space="preserve"> </w:t>
@@ -1479,49 +1479,19 @@
         <w:t xml:space="preserve"> </w:t>
       </w:r>
       <w:r>
-        <w:t xml:space="preserve">the maturity of the surrounding digital ecosystem (Verhoef et al. 2021).</w:t>
-      </w:r>
-      <w:r>
-        <w:t xml:space="preserve"> </w:t>
-      </w:r>
-      <w:r>
-        <w:t xml:space="preserve">Equally important, the label</w:t>
-      </w:r>
-      <w:r>
-        <w:t xml:space="preserve"> </w:t>
-      </w:r>
-      <w:r>
-        <w:t xml:space="preserve">“</w:t>
-      </w:r>
-      <w:r>
-        <w:t xml:space="preserve">digital adoption</w:t>
-      </w:r>
-      <w:r>
-        <w:t xml:space="preserve">”</w:t>
-      </w:r>
-      <w:r>
-        <w:t xml:space="preserve"> </w:t>
-      </w:r>
-      <w:r>
-        <w:t xml:space="preserve">is more defensible than</w:t>
-      </w:r>
-      <w:r>
-        <w:t xml:space="preserve"> </w:t>
-      </w:r>
-      <w:r>
-        <w:t xml:space="preserve">“</w:t>
-      </w:r>
-      <w:r>
-        <w:t xml:space="preserve">digital capability</w:t>
-      </w:r>
-      <w:r>
-        <w:t xml:space="preserve">”</w:t>
-      </w:r>
-      <w:r>
-        <w:t xml:space="preserve"> </w:t>
-      </w:r>
-      <w:r>
-        <w:t xml:space="preserve">in the present empirical setting because the WBES</w:t>
+        <w:t xml:space="preserve">the maturity of the surrounding digital ecosystem (Verhoef et al. 2021).</w:t>
+      </w:r>
+      <w:r>
+        <w:t xml:space="preserve"> </w:t>
+      </w:r>
+      <w:r>
+        <w:t xml:space="preserve">Equally important, the label "digital adoption" is more defensible than</w:t>
+      </w:r>
+      <w:r>
+        <w:t xml:space="preserve"> </w:t>
+      </w:r>
+      <w:r>
+        <w:t xml:space="preserve">"digital capability" in the present empirical setting because the WBES</w:t>
       </w:r>
       <w:r>
         <w:t xml:space="preserve"> </w:t>
@@ -1539,7 +1509,7 @@
         <w:t xml:space="preserve"> </w:t>
       </w:r>
       <w:r>
-        <w:t xml:space="preserve">organizational processes. In the Verhoef et al. (2021) hierarchy,</w:t>
+        <w:t xml:space="preserve">organizational processes. In the Verhoef et al. (2021) hierarchy,</w:t>
       </w:r>
       <w:r>
         <w:t xml:space="preserve"> </w:t>
@@ -1593,25 +1563,7 @@
         <w:t xml:space="preserve"> </w:t>
       </w:r>
       <w:r>
-        <w:t xml:space="preserve">this measurement boundary, retaining a broad</w:t>
-      </w:r>
-      <w:r>
-        <w:t xml:space="preserve"> </w:t>
-      </w:r>
-      <w:r>
-        <w:t xml:space="preserve">“</w:t>
-      </w:r>
-      <w:r>
-        <w:t xml:space="preserve">digital capability</w:t>
-      </w:r>
-      <w:r>
-        <w:t xml:space="preserve">”</w:t>
-      </w:r>
-      <w:r>
-        <w:t xml:space="preserve"> </w:t>
-      </w:r>
-      <w:r>
-        <w:t xml:space="preserve">label</w:t>
+        <w:t xml:space="preserve">this measurement boundary, retaining a broad "digital capability" label</w:t>
       </w:r>
       <w:r>
         <w:t xml:space="preserve"> </w:t>
@@ -1635,7 +1587,7 @@
         <w:t xml:space="preserve"> </w:t>
       </w:r>
       <w:r>
-        <w:t xml:space="preserve">Methodologically, the two constructs satisfy the Coltman et al. (2008)</w:t>
+        <w:t xml:space="preserve">Methodologically, the two constructs satisfy the Coltman et al. (2008)</w:t>
       </w:r>
       <w:r>
         <w:t xml:space="preserve"> </w:t>
@@ -1663,7 +1615,7 @@
       </w:r>
     </w:p>
     <w:bookmarkEnd w:id="27"/>
-    <w:bookmarkStart w:id="32" w:name="hypothesis-development"/>
+    <w:bookmarkStart w:id="32" w:name="Xfeb3205642325e47f2817bab2cc060c9f999b02"/>
     <w:p>
       <w:pPr>
         <w:pStyle w:val="Heading3"/>
@@ -1672,7 +1624,7 @@
         <w:t xml:space="preserve">2.3 Hypothesis development</w:t>
       </w:r>
     </w:p>
-    <w:bookmarkStart w:id="28" w:name="tci-direct-effect-on-productivity"/>
+    <w:bookmarkStart w:id="28" w:name="X9de0e934912487c2b2355f424516474f67bf4ef"/>
     <w:p>
       <w:pPr>
         <w:pStyle w:val="Heading4"/>
@@ -1728,19 +1680,19 @@
         <w:t xml:space="preserve"> </w:t>
       </w:r>
       <w:r>
-        <w:t xml:space="preserve">efficiency, product quality, and learning routines (Avenyo et al. 2021;</w:t>
-      </w:r>
-      <w:r>
-        <w:t xml:space="preserve"> </w:t>
-      </w:r>
-      <w:r>
-        <w:t xml:space="preserve">Krammer et al. 2018). We therefore hypothesize: Hypothesis 1 (H1). In</w:t>
-      </w:r>
-      <w:r>
-        <w:t xml:space="preserve"> </w:t>
-      </w:r>
-      <w:r>
-        <w:t xml:space="preserve">Singapore’s advanced-economy context, when firms invest more deeply in</w:t>
+        <w:t xml:space="preserve">efficiency, product quality, and learning routines (Avenyo et al. 2021;</w:t>
+      </w:r>
+      <w:r>
+        <w:t xml:space="preserve"> </w:t>
+      </w:r>
+      <w:r>
+        <w:t xml:space="preserve">Krammer et al. 2018). We therefore hypothesize: Hypothesis 1 (H1). In</w:t>
+      </w:r>
+      <w:r>
+        <w:t xml:space="preserve"> </w:t>
+      </w:r>
+      <w:r>
+        <w:t xml:space="preserve">Singapore's advanced-economy context, when firms invest more deeply in</w:t>
       </w:r>
       <w:r>
         <w:t xml:space="preserve"> </w:t>
@@ -1758,7 +1710,7 @@
         <w:t xml:space="preserve"> </w:t>
       </w:r>
       <w:r>
-        <w:t xml:space="preserve">firm’s operational efficiency and learning routines (Lall 1992; Cohen &amp;</w:t>
+        <w:t xml:space="preserve">firm's operational efficiency and learning routines (Lall 1992; Cohen &amp;</w:t>
       </w:r>
       <w:r>
         <w:t xml:space="preserve"> </w:t>
@@ -1774,7 +1726,7 @@
       </w:r>
     </w:p>
     <w:bookmarkEnd w:id="28"/>
-    <w:bookmarkStart w:id="29" w:name="tci-moderation-of-the-ip-relationship"/>
+    <w:bookmarkStart w:id="29" w:name="Xd77aef7f084e33ec0dd33a50710ed9d88a5bd5f"/>
     <w:p>
       <w:pPr>
         <w:pStyle w:val="Heading4"/>
@@ -1890,7 +1842,7 @@
         <w:t xml:space="preserve"> </w:t>
       </w:r>
       <w:r>
-        <w:t xml:space="preserve">TCI-contingent I–P curvature. The present paper’s H2 and H3 are</w:t>
+        <w:t xml:space="preserve">TCI-contingent I–P curvature. The present paper's H2 and H3 are</w:t>
       </w:r>
       <w:r>
         <w:t xml:space="preserve"> </w:t>
@@ -1912,7 +1864,7 @@
       </w:r>
     </w:p>
     <w:bookmarkEnd w:id="29"/>
-    <w:bookmarkStart w:id="30" w:name="dai-direct-effect-on-productivity"/>
+    <w:bookmarkStart w:id="30" w:name="Xca797cdf899e8025c95598929e8214dfe008510"/>
     <w:p>
       <w:pPr>
         <w:pStyle w:val="Heading4"/>
@@ -2010,13 +1962,13 @@
         <w:t xml:space="preserve"> </w:t>
       </w:r>
       <w:r>
-        <w:t xml:space="preserve">those digital channels are actually used (Bharadwaj et al. 2013; Verhoef</w:t>
-      </w:r>
-      <w:r>
-        <w:t xml:space="preserve"> </w:t>
-      </w:r>
-      <w:r>
-        <w:t xml:space="preserve">et al. 2021), until a level of export intensity is reached at which</w:t>
+        <w:t xml:space="preserve">those digital channels are actually used (Bharadwaj et al. 2013; Verhoef</w:t>
+      </w:r>
+      <w:r>
+        <w:t xml:space="preserve"> </w:t>
+      </w:r>
+      <w:r>
+        <w:t xml:space="preserve">et al. 2021), until a level of export intensity is reached at which</w:t>
       </w:r>
       <w:r>
         <w:t xml:space="preserve"> </w:t>
@@ -2026,7 +1978,7 @@
       </w:r>
     </w:p>
     <w:bookmarkEnd w:id="30"/>
-    <w:bookmarkStart w:id="31" w:name="X4a1dd7965a5d35ccd8d325197ae2dd2e833f047"/>
+    <w:bookmarkStart w:id="31" w:name="Xb90d981e4efafb918608a9cc7d37012dec59e7b"/>
     <w:p>
       <w:pPr>
         <w:pStyle w:val="Heading4"/>
@@ -2298,7 +2250,7 @@
         <w:t xml:space="preserve"> </w:t>
       </w:r>
       <w:r>
-        <w:t xml:space="preserve">implies that DAI’s productivity contribution grows super-linearly with</w:t>
+        <w:t xml:space="preserve">implies that DAI's productivity contribution grows super-linearly with</w:t>
       </w:r>
       <w:r>
         <w:t xml:space="preserve"> </w:t>
@@ -2524,7 +2476,7 @@
     </w:p>
     <w:bookmarkEnd w:id="31"/>
     <w:bookmarkEnd w:id="32"/>
-    <w:bookmarkStart w:id="33" w:name="conceptual-model"/>
+    <w:bookmarkStart w:id="33" w:name="X120be97a373b91b5bab21d44e9895db7ca01e76"/>
     <w:p>
       <w:pPr>
         <w:pStyle w:val="Heading3"/>
@@ -2827,7 +2779,7 @@
     </w:p>
     <w:bookmarkEnd w:id="33"/>
     <w:bookmarkEnd w:id="34"/>
-    <w:bookmarkStart w:id="43" w:name="methods"/>
+    <w:bookmarkStart w:id="43" w:name="X167a2da0345881bf36eef0606d50b1063a572d3"/>
     <w:p>
       <w:pPr>
         <w:pStyle w:val="Heading2"/>
@@ -2836,7 +2788,7 @@
         <w:t xml:space="preserve">3 Methods</w:t>
       </w:r>
     </w:p>
-    <w:bookmarkStart w:id="35" w:name="data"/>
+    <w:bookmarkStart w:id="35" w:name="X7539fb3dc2f98232f41138bc75cab658563f4ee"/>
     <w:p>
       <w:pPr>
         <w:pStyle w:val="Heading3"/>
@@ -2934,7 +2886,7 @@
         <w:t xml:space="preserve"> </w:t>
       </w:r>
       <w:r>
-        <w:t xml:space="preserve">for the majority of Singapore’s aggregate trade flows (national</w:t>
+        <w:t xml:space="preserve">for the majority of Singapore's aggregate trade flows (national</w:t>
       </w:r>
       <w:r>
         <w:t xml:space="preserve"> </w:t>
@@ -2946,7 +2898,7 @@
         <w:t xml:space="preserve"> </w:t>
       </w:r>
       <w:r>
-        <w:t xml:space="preserve">Singapore’s SME sector rather than of the national export economy;</w:t>
+        <w:t xml:space="preserve">Singapore's SME sector rather than of the national export economy;</w:t>
       </w:r>
       <w:r>
         <w:t xml:space="preserve"> </w:t>
@@ -3142,7 +3094,7 @@
       </w:r>
     </w:p>
     <w:bookmarkEnd w:id="35"/>
-    <w:bookmarkStart w:id="40" w:name="variables"/>
+    <w:bookmarkStart w:id="40" w:name="Xbcf9f12e79107fa2c089aaf13fc6c4fb773f1c2"/>
     <w:p>
       <w:pPr>
         <w:pStyle w:val="Heading3"/>
@@ -3151,7 +3103,7 @@
         <w:t xml:space="preserve">3.2 Variables</w:t>
       </w:r>
     </w:p>
-    <w:bookmarkStart w:id="36" w:name="dependent-variable"/>
+    <w:bookmarkStart w:id="36" w:name="X7e58563e31c3ad002492190dd8d5308423faaad"/>
     <w:p>
       <w:pPr>
         <w:pStyle w:val="Heading4"/>
@@ -3217,7 +3169,7 @@
       </w:r>
     </w:p>
     <w:bookmarkEnd w:id="36"/>
-    <w:bookmarkStart w:id="37" w:name="focal-independent-variable"/>
+    <w:bookmarkStart w:id="37" w:name="X2cdc78afcfd9a4441a0b7b899a2b559f49a455a"/>
     <w:p>
       <w:pPr>
         <w:pStyle w:val="Heading4"/>
@@ -3271,7 +3223,7 @@
       </w:r>
     </w:p>
     <w:bookmarkEnd w:id="37"/>
-    <w:bookmarkStart w:id="38" w:name="tci-and-dai-composites"/>
+    <w:bookmarkStart w:id="38" w:name="X5885cfa65cddf1d15b27f59176f9dbae5a8c10a"/>
     <w:p>
       <w:pPr>
         <w:pStyle w:val="Heading4"/>
@@ -3462,7 +3414,7 @@
         <w:t xml:space="preserve"> </w:t>
       </w:r>
       <w:r>
-        <w:t xml:space="preserve">statistically weaker estimate, while the Tier-1+2 full model’s adjusted</w:t>
+        <w:t xml:space="preserve">statistically weaker estimate, while the Tier-1+2 full model's adjusted</w:t>
       </w:r>
       <w:r>
         <w:t xml:space="preserve"> </w:t>
@@ -3504,7 +3456,7 @@
         <w:t xml:space="preserve"> </w:t>
       </w:r>
       <w:r>
-        <w:t xml:space="preserve">Singapore’s high-saturation institutional setting, the website indicator</w:t>
+        <w:t xml:space="preserve">Singapore's high-saturation institutional setting, the website indicator</w:t>
       </w:r>
       <w:r>
         <w:t xml:space="preserve"> </w:t>
@@ -3553,7 +3505,7 @@
       </w:r>
     </w:p>
     <w:bookmarkEnd w:id="38"/>
-    <w:bookmarkStart w:id="39" w:name="controls"/>
+    <w:bookmarkStart w:id="39" w:name="X7f318314f3a5164dbb5d2e2bfe8bd11c34b488e"/>
     <w:p>
       <w:pPr>
         <w:pStyle w:val="Heading4"/>
@@ -3632,7 +3584,7 @@
     </w:p>
     <w:bookmarkEnd w:id="39"/>
     <w:bookmarkEnd w:id="40"/>
-    <w:bookmarkStart w:id="41" w:name="Xf0d337b7871f1e30984357ede4c26fad3ab0772"/>
+    <w:bookmarkStart w:id="41" w:name="X84482d10811f20e2a246857c008316fafc15eb6"/>
     <w:p>
       <w:pPr>
         <w:pStyle w:val="Heading3"/>
@@ -3814,7 +3766,7 @@
         <w:t xml:space="preserve"> </w:t>
       </w:r>
       <w:r>
-        <w:t xml:space="preserve">productivity. Following the recommendations of Haans et al. (2016) for</w:t>
+        <w:t xml:space="preserve">productivity. Following the recommendations of Haans et al. (2016) for</w:t>
       </w:r>
       <w:r>
         <w:t xml:space="preserve"> </w:t>
@@ -3850,7 +3802,7 @@
         <w:t xml:space="preserve"> </w:t>
       </w:r>
       <w:r>
-        <w:t xml:space="preserve">using Cohen’s f² (Aguinis et al. 2005; Cohen 1988).</w:t>
+        <w:t xml:space="preserve">using Cohen’s f² (Aguinis et al. 2005; Cohen 1988).</w:t>
       </w:r>
     </w:p>
     <w:p>
@@ -3966,7 +3918,7 @@
       </w:r>
     </w:p>
     <w:bookmarkEnd w:id="41"/>
-    <w:bookmarkStart w:id="42" w:name="X0fcf099929e626b10071b523c2c83735d5a4cd9"/>
+    <w:bookmarkStart w:id="42" w:name="X4758c326240d97a48e7d79456dba8f6cc5c46be"/>
     <w:p>
       <w:pPr>
         <w:pStyle w:val="Heading3"/>
@@ -4034,7 +3986,7 @@
         <w:t xml:space="preserve"> </w:t>
       </w:r>
       <w:r>
-        <w:t xml:space="preserve">Singapore’s SME sector under the WBES sampling frame. Within this frame,</w:t>
+        <w:t xml:space="preserve">Singapore's SME sector under the WBES sampling frame. Within this frame,</w:t>
       </w:r>
       <w:r>
         <w:t xml:space="preserve"> </w:t>
@@ -4248,7 +4200,7 @@
         <w:t xml:space="preserve"> </w:t>
       </w:r>
       <w:r>
-        <w:t xml:space="preserve">(1988) and Aguinis et al. (2005). Null DAI moderation results in the exporters-only specification</w:t>
+        <w:t xml:space="preserve">(1988) and Aguinis et al. (2005). Null DAI moderation results in the exporters-only specification</w:t>
       </w:r>
       <w:r>
         <w:t xml:space="preserve"> </w:t>
@@ -4326,28 +4278,13 @@
         <w:t xml:space="preserve"> </w:t>
       </w:r>
       <w:r>
-        <w:t xml:space="preserve">but the appropriate reading of this null is not</w:t>
-      </w:r>
-      <w:r>
-        <w:t xml:space="preserve"> </w:t>
-      </w:r>
-      <w:r>
-        <w:t xml:space="preserve">“</w:t>
-      </w:r>
-      <w:r>
-        <w:t xml:space="preserve">the inverted-U</w:t>
-      </w:r>
-      <w:r>
-        <w:t xml:space="preserve"> </w:t>
-      </w:r>
-      <w:r>
-        <w:t xml:space="preserve">fails</w:t>
-      </w:r>
-      <w:r>
-        <w:t xml:space="preserve">”</w:t>
-      </w:r>
-      <w:r>
-        <w:t xml:space="preserve">, because the test is conditioned on dense support around the</w:t>
+        <w:t xml:space="preserve">but the appropriate reading of this null is not "the inverted-U</w:t>
+      </w:r>
+      <w:r>
+        <w:t xml:space="preserve"> </w:t>
+      </w:r>
+      <w:r>
+        <w:t xml:space="preserve">fails", because the test is conditioned on dense support around the</w:t>
       </w:r>
       <w:r>
         <w:t xml:space="preserve"> </w:t>
@@ -4674,7 +4611,7 @@
     </w:p>
     <w:bookmarkEnd w:id="42"/>
     <w:bookmarkEnd w:id="43"/>
-    <w:bookmarkStart w:id="49" w:name="results"/>
+    <w:bookmarkStart w:id="49" w:name="X121719332867ee227f0a04b486098cee978c6e6"/>
     <w:p>
       <w:pPr>
         <w:pStyle w:val="Heading2"/>
@@ -4683,7 +4620,7 @@
         <w:t xml:space="preserve">4 Results</w:t>
       </w:r>
     </w:p>
-    <w:bookmarkStart w:id="44" w:name="descriptive-statistics"/>
+    <w:bookmarkStart w:id="44" w:name="Xcfcbc1028680fbd618b9b585dd17cf608861803"/>
     <w:p>
       <w:pPr>
         <w:pStyle w:val="Heading3"/>
@@ -5067,7 +5004,7 @@
       </w:r>
     </w:p>
     <w:bookmarkEnd w:id="44"/>
-    <w:bookmarkStart w:id="45" w:name="X2451d3f7ca997a4cc37eff64b1b544b095ebde1"/>
+    <w:bookmarkStart w:id="45" w:name="Xe86cbbe4620ce5d84f78b7737e30408048ed6af"/>
     <w:p>
       <w:pPr>
         <w:pStyle w:val="Heading3"/>
@@ -5147,7 +5084,7 @@
         <w:t xml:space="preserve"> </w:t>
       </w:r>
       <w:r>
-        <w:t xml:space="preserve">= .303). This null is itself an informative positive result: Singapore’s</w:t>
+        <w:t xml:space="preserve">= .303). This null is itself an informative positive result: Singapore's</w:t>
       </w:r>
       <w:r>
         <w:t xml:space="preserve"> </w:t>
@@ -5219,49 +5156,19 @@
         <w:t xml:space="preserve"> </w:t>
       </w:r>
       <w:r>
-        <w:t xml:space="preserve">statistically underpowered to distinguish</w:t>
-      </w:r>
-      <w:r>
-        <w:t xml:space="preserve"> </w:t>
-      </w:r>
-      <w:r>
-        <w:t xml:space="preserve">“</w:t>
-      </w:r>
-      <w:r>
-        <w:t xml:space="preserve">no inverted-U</w:t>
-      </w:r>
-      <w:r>
-        <w:t xml:space="preserve">”</w:t>
-      </w:r>
-      <w:r>
-        <w:t xml:space="preserve"> </w:t>
-      </w:r>
-      <w:r>
-        <w:t xml:space="preserve">from</w:t>
-      </w:r>
-      <w:r>
-        <w:t xml:space="preserve"> </w:t>
-      </w:r>
-      <w:r>
-        <w:t xml:space="preserve">“</w:t>
-      </w:r>
-      <w:r>
-        <w:t xml:space="preserve">inverted-U whose right-side decline has been pushed into the unobserved</w:t>
-      </w:r>
-      <w:r>
-        <w:t xml:space="preserve"> </w:t>
-      </w:r>
-      <w:r>
-        <w:t xml:space="preserve">upper tail.</w:t>
-      </w:r>
-      <w:r>
-        <w:t xml:space="preserve">”</w:t>
-      </w:r>
-      <w:r>
-        <w:t xml:space="preserve"> </w:t>
-      </w:r>
-      <w:r>
-        <w:t xml:space="preserve">Under both hypotheses the data are consistent with a</w:t>
+        <w:t xml:space="preserve">statistically underpowered to distinguish "no inverted-U" from</w:t>
+      </w:r>
+      <w:r>
+        <w:t xml:space="preserve"> </w:t>
+      </w:r>
+      <w:r>
+        <w:t xml:space="preserve">"inverted-U whose right-side decline has been pushed into the unobserved</w:t>
+      </w:r>
+      <w:r>
+        <w:t xml:space="preserve"> </w:t>
+      </w:r>
+      <w:r>
+        <w:t xml:space="preserve">upper tail." Under both hypotheses the data are consistent with a</w:t>
       </w:r>
       <w:r>
         <w:t xml:space="preserve"> </w:t>
@@ -5350,7 +5257,7 @@
       </w:r>
     </w:p>
     <w:bookmarkEnd w:id="45"/>
-    <w:bookmarkStart w:id="46" w:name="tci-results"/>
+    <w:bookmarkStart w:id="46" w:name="Xbd081e7d38ad07e1e46d233e5fbc3c3c47a4f64"/>
     <w:p>
       <w:pPr>
         <w:pStyle w:val="Heading3"/>
@@ -5482,7 +5389,7 @@
       </w:r>
     </w:p>
     <w:bookmarkEnd w:id="46"/>
-    <w:bookmarkStart w:id="47" w:name="dai-results"/>
+    <w:bookmarkStart w:id="47" w:name="X0bc604979a3b7f5f87ce430a2a9c0e71ddd76f9"/>
     <w:p>
       <w:pPr>
         <w:pStyle w:val="Heading3"/>
@@ -5562,19 +5469,19 @@
     <w:tbl>
       <w:tblPr>
         <w:tblStyle w:val="Table"/>
-        <w:tblW w:type="pct" w:w="5000"/>
+        <w:tblW w:type="auto" w:w="0"/>
         <w:tblLook w:firstRow="1" w:lastRow="0" w:firstColumn="0" w:lastColumn="0" w:noHBand="0" w:noVBand="0" w:val="0020"/>
         <w:jc w:val="start"/>
       </w:tblPr>
       <w:tblGrid>
-        <w:gridCol w:w="1047"/>
-        <w:gridCol w:w="981"/>
-        <w:gridCol w:w="981"/>
-        <w:gridCol w:w="981"/>
-        <w:gridCol w:w="981"/>
-        <w:gridCol w:w="981"/>
-        <w:gridCol w:w="981"/>
-        <w:gridCol w:w="981"/>
+        <w:gridCol w:w="990"/>
+        <w:gridCol w:w="990"/>
+        <w:gridCol w:w="990"/>
+        <w:gridCol w:w="990"/>
+        <w:gridCol w:w="990"/>
+        <w:gridCol w:w="990"/>
+        <w:gridCol w:w="990"/>
+        <w:gridCol w:w="990"/>
       </w:tblGrid>
       <w:tr>
         <w:trPr>
@@ -7731,16 +7638,16 @@
     <w:tbl>
       <w:tblPr>
         <w:tblStyle w:val="Table"/>
-        <w:tblW w:type="pct" w:w="5000"/>
+        <w:tblW w:type="auto" w:w="0"/>
         <w:tblLook w:firstRow="1" w:lastRow="0" w:firstColumn="0" w:lastColumn="0" w:noHBand="0" w:noVBand="0" w:val="0020"/>
         <w:jc w:val="start"/>
       </w:tblPr>
       <w:tblGrid>
-        <w:gridCol w:w="2099"/>
-        <w:gridCol w:w="2290"/>
-        <w:gridCol w:w="667"/>
-        <w:gridCol w:w="954"/>
-        <w:gridCol w:w="1908"/>
+        <w:gridCol w:w="1584"/>
+        <w:gridCol w:w="1584"/>
+        <w:gridCol w:w="1584"/>
+        <w:gridCol w:w="1584"/>
+        <w:gridCol w:w="1584"/>
       </w:tblGrid>
       <w:tr>
         <w:trPr>
@@ -8681,7 +8588,7 @@
       </w:r>
     </w:p>
     <w:bookmarkEnd w:id="47"/>
-    <w:bookmarkStart w:id="48" w:name="robustness-checks"/>
+    <w:bookmarkStart w:id="48" w:name="Xc8e997e14555d7ba8da5c1d596c5311617447cd"/>
     <w:p>
       <w:pPr>
         <w:pStyle w:val="Heading3"/>
@@ -8863,7 +8770,7 @@
         <w:t xml:space="preserve"> </w:t>
       </w:r>
       <w:r>
-        <w:t xml:space="preserve">rather than absorbed into a broader capability construct. Cohen’s f² for</w:t>
+        <w:t xml:space="preserve">rather than absorbed into a broader capability construct. Cohen's f² for</w:t>
       </w:r>
       <w:r>
         <w:t xml:space="preserve"> </w:t>
@@ -8875,13 +8782,13 @@
         <w:t xml:space="preserve"> </w:t>
       </w:r>
       <w:r>
-        <w:t xml:space="preserve">the small-to-medium range; Cohen’s f² for the DAI moderation block</w:t>
-      </w:r>
-      <w:r>
-        <w:t xml:space="preserve"> </w:t>
-      </w:r>
-      <w:r>
-        <w:t xml:space="preserve">(comparing M7 with M8) is approximately 0.018, below Cohen’s (1988)</w:t>
+        <w:t xml:space="preserve">the small-to-medium range; Cohen's f² for the DAI moderation block</w:t>
+      </w:r>
+      <w:r>
+        <w:t xml:space="preserve"> </w:t>
+      </w:r>
+      <w:r>
+        <w:t xml:space="preserve">(comparing M7 with M8) is approximately 0.018, below Cohen's (1988)</w:t>
       </w:r>
       <w:r>
         <w:t xml:space="preserve"> </w:t>
@@ -9103,17 +9010,17 @@
     <w:tbl>
       <w:tblPr>
         <w:tblStyle w:val="Table"/>
-        <w:tblW w:type="pct" w:w="5000"/>
+        <w:tblW w:type="auto" w:w="0"/>
         <w:tblLook w:firstRow="1" w:lastRow="0" w:firstColumn="0" w:lastColumn="0" w:noHBand="0" w:noVBand="0" w:val="0020"/>
         <w:jc w:val="start"/>
       </w:tblPr>
       <w:tblGrid>
-        <w:gridCol w:w="3095"/>
-        <w:gridCol w:w="455"/>
-        <w:gridCol w:w="1183"/>
-        <w:gridCol w:w="1183"/>
-        <w:gridCol w:w="1183"/>
-        <w:gridCol w:w="819"/>
+        <w:gridCol w:w="1320"/>
+        <w:gridCol w:w="1320"/>
+        <w:gridCol w:w="1320"/>
+        <w:gridCol w:w="1320"/>
+        <w:gridCol w:w="1320"/>
+        <w:gridCol w:w="1320"/>
       </w:tblGrid>
       <w:tr>
         <w:trPr>
@@ -9779,7 +9686,7 @@
     </w:p>
     <w:bookmarkEnd w:id="48"/>
     <w:bookmarkEnd w:id="49"/>
-    <w:bookmarkStart w:id="52" w:name="discussion"/>
+    <w:bookmarkStart w:id="52" w:name="X735612638e4e736e4693e459c258977262c0dfc"/>
     <w:p>
       <w:pPr>
         <w:pStyle w:val="Heading2"/>
@@ -9788,7 +9695,7 @@
         <w:t xml:space="preserve">5 Discussion</w:t>
       </w:r>
     </w:p>
-    <w:bookmarkStart w:id="50" w:name="theoretical-implications"/>
+    <w:bookmarkStart w:id="50" w:name="X027b31c2d090a00917aa7291770680fd40b64cd"/>
     <w:p>
       <w:pPr>
         <w:pStyle w:val="Heading3"/>
@@ -10102,7 +10009,7 @@
         <w:t xml:space="preserve"> </w:t>
       </w:r>
       <w:r>
-        <w:t xml:space="preserve">interfaces and transaction systems. The scale of Singapore’s innovation</w:t>
+        <w:t xml:space="preserve">interfaces and transaction systems. The scale of Singapore's innovation</w:t>
       </w:r>
       <w:r>
         <w:t xml:space="preserve"> </w:t>
@@ -10132,7 +10039,7 @@
         <w:t xml:space="preserve"> </w:t>
       </w:r>
       <w:r>
-        <w:t xml:space="preserve">Development Authority (IMDA, 2025), confirming that Singapore’s</w:t>
+        <w:t xml:space="preserve">Development Authority (IMDA, 2025), confirming that Singapore's</w:t>
       </w:r>
       <w:r>
         <w:t xml:space="preserve"> </w:t>
@@ -10256,7 +10163,7 @@
         <w:t xml:space="preserve"> </w:t>
       </w:r>
       <w:r>
-        <w:t xml:space="preserve">on FSTS² × DAI (β=+3.119, p=.005) implies that DAI’s productivity</w:t>
+        <w:t xml:space="preserve">on FSTS² × DAI (β=+3.119, p=.005) implies that DAI's productivity</w:t>
       </w:r>
       <w:r>
         <w:t xml:space="preserve"> </w:t>
@@ -10494,7 +10401,7 @@
         <w:t xml:space="preserve"> </w:t>
       </w:r>
       <w:r>
-        <w:t xml:space="preserve">the DAI construct used here. This paper’s DAI combines website presence</w:t>
+        <w:t xml:space="preserve">the DAI construct used here. This paper's DAI combines website presence</w:t>
       </w:r>
       <w:r>
         <w:t xml:space="preserve"> </w:t>
@@ -10836,7 +10743,7 @@
       </w:r>
     </w:p>
     <w:bookmarkEnd w:id="50"/>
-    <w:bookmarkStart w:id="51" w:name="managerial-implications"/>
+    <w:bookmarkStart w:id="51" w:name="Xa4e692b259d9b803bab54ad026a7e8d888a5d2c"/>
     <w:p>
       <w:pPr>
         <w:pStyle w:val="Heading3"/>
@@ -11041,7 +10948,7 @@
     </w:p>
     <w:bookmarkEnd w:id="51"/>
     <w:bookmarkEnd w:id="52"/>
-    <w:bookmarkStart w:id="53" w:name="conclusion"/>
+    <w:bookmarkStart w:id="53" w:name="X6b297cc947e0db5526be369b1f0f4ddc67b2415"/>
     <w:p>
       <w:pPr>
         <w:pStyle w:val="Heading2"/>
@@ -11257,7 +11164,7 @@
       </w:r>
     </w:p>
     <w:bookmarkEnd w:id="53"/>
-    <w:bookmarkStart w:id="54" w:name="limitations-and-future-research"/>
+    <w:bookmarkStart w:id="54" w:name="X422fdd10c3908fe492ea939b97371c73422dbba"/>
     <w:p>
       <w:pPr>
         <w:pStyle w:val="Heading2"/>
@@ -11583,12 +11490,14 @@
         <w:t xml:space="preserve"> </w:t>
       </w:r>
       <w:hyperlink r:id="rId55">
-        <w:r>
-          <w:rPr>
-            <w:rStyle w:val="Hyperlink"/>
-          </w:rPr>
-          <w:t xml:space="preserve">www.enterprisesurveys.org</w:t>
-        </w:r>
+        <w:hyperlink r:id="rId55">
+          <w:r>
+            <w:rPr>
+              <w:rStyle w:val="Hyperlink"/>
+            </w:rPr>
+            <w:t xml:space="preserve">www.enterprisesurveys.org</w:t>
+          </w:r>
+        </w:hyperlink>
       </w:hyperlink>
       <w:r>
         <w:t xml:space="preserve">. Analysis</w:t>
@@ -11757,13 +11666,13 @@
       </w:r>
     </w:p>
     <w:bookmarkEnd w:id="61"/>
-    <w:bookmarkStart w:id="97" w:name="references"/>
+    <w:bookmarkStart w:id="62" w:name="ethics-approval"/>
     <w:p>
       <w:pPr>
         <w:pStyle w:val="Heading2"/>
       </w:pPr>
       <w:r>
-        <w:t xml:space="preserve">References</w:t>
+        <w:t xml:space="preserve">Ethics approval</w:t>
       </w:r>
     </w:p>
     <w:p>
@@ -11771,6 +11680,24 @@
         <w:pStyle w:val="FirstParagraph"/>
       </w:pPr>
       <w:r>
+        <w:t xml:space="preserve">This study analyses secondary, de-identified, publicly available firm-level survey data (World Bank Enterprise Surveys) and did not involve human participants or animals; ethics approval was not required.</w:t>
+      </w:r>
+    </w:p>
+    <w:bookmarkEnd w:id="62"/>
+    <w:bookmarkStart w:id="98" w:name="references"/>
+    <w:p>
+      <w:pPr>
+        <w:pStyle w:val="Heading2"/>
+      </w:pPr>
+      <w:r>
+        <w:t xml:space="preserve">References</w:t>
+      </w:r>
+    </w:p>
+    <w:p>
+      <w:pPr>
+        <w:pStyle w:val="FirstParagraph"/>
+      </w:pPr>
+      <w:r>
         <w:t xml:space="preserve">Aguinis, H., Beaty, J. C., Boik, R. J., &amp; Pierce, C. A. (2005). Effect</w:t>
       </w:r>
       <w:r>
@@ -11815,7 +11742,7 @@
       <w:r>
         <w:t xml:space="preserve"> </w:t>
       </w:r>
-      <w:hyperlink r:id="rId62">
+      <w:hyperlink r:id="rId63">
         <w:r>
           <w:rPr>
             <w:rStyle w:val="Hyperlink"/>
@@ -11884,7 +11811,7 @@
       <w:r>
         <w:t xml:space="preserve"> </w:t>
       </w:r>
-      <w:hyperlink r:id="rId63">
+      <w:hyperlink r:id="rId64">
         <w:r>
           <w:rPr>
             <w:rStyle w:val="Hyperlink"/>
@@ -11940,7 +11867,7 @@
       <w:r>
         <w:t xml:space="preserve"> </w:t>
       </w:r>
-      <w:hyperlink r:id="rId64">
+      <w:hyperlink r:id="rId65">
         <w:r>
           <w:rPr>
             <w:rStyle w:val="Hyperlink"/>
@@ -11976,7 +11903,7 @@
       <w:r>
         <w:t xml:space="preserve"> </w:t>
       </w:r>
-      <w:hyperlink r:id="rId65">
+      <w:hyperlink r:id="rId66">
         <w:r>
           <w:rPr>
             <w:rStyle w:val="Hyperlink"/>
@@ -12026,7 +11953,7 @@
       <w:r>
         <w:t xml:space="preserve"> </w:t>
       </w:r>
-      <w:hyperlink r:id="rId66">
+      <w:hyperlink r:id="rId67">
         <w:r>
           <w:rPr>
             <w:rStyle w:val="Hyperlink"/>
@@ -12082,7 +12009,7 @@
       <w:r>
         <w:t xml:space="preserve"> </w:t>
       </w:r>
-      <w:hyperlink r:id="rId67">
+      <w:hyperlink r:id="rId68">
         <w:r>
           <w:rPr>
             <w:rStyle w:val="Hyperlink"/>
@@ -12118,7 +12045,7 @@
       <w:r>
         <w:t xml:space="preserve"> </w:t>
       </w:r>
-      <w:hyperlink r:id="rId68">
+      <w:hyperlink r:id="rId69">
         <w:r>
           <w:rPr>
             <w:rStyle w:val="Hyperlink"/>
@@ -12204,7 +12131,7 @@
       <w:r>
         <w:t xml:space="preserve"> </w:t>
       </w:r>
-      <w:hyperlink r:id="rId69">
+      <w:hyperlink r:id="rId70">
         <w:r>
           <w:rPr>
             <w:rStyle w:val="Hyperlink"/>
@@ -12252,7 +12179,7 @@
       <w:r>
         <w:t xml:space="preserve"> </w:t>
       </w:r>
-      <w:hyperlink r:id="rId70">
+      <w:hyperlink r:id="rId71">
         <w:r>
           <w:rPr>
             <w:rStyle w:val="Hyperlink"/>
@@ -12276,7 +12203,7 @@
         <w:t xml:space="preserve"> </w:t>
       </w:r>
       <w:r>
-        <w:t xml:space="preserve">or multi-stage theory of internationalization vs. the transaction cost</w:t>
+        <w:t xml:space="preserve">or multi-stage theory of internationalization vs. the transaction cost</w:t>
       </w:r>
       <w:r>
         <w:t xml:space="preserve"> </w:t>
@@ -12300,7 +12227,7 @@
       <w:r>
         <w:t xml:space="preserve"> </w:t>
       </w:r>
-      <w:hyperlink r:id="rId71">
+      <w:hyperlink r:id="rId72">
         <w:r>
           <w:rPr>
             <w:rStyle w:val="Hyperlink"/>
@@ -12354,7 +12281,7 @@
       <w:r>
         <w:t xml:space="preserve"> </w:t>
       </w:r>
-      <w:hyperlink r:id="rId72">
+      <w:hyperlink r:id="rId73">
         <w:r>
           <w:rPr>
             <w:rStyle w:val="Hyperlink"/>
@@ -12396,7 +12323,7 @@
       <w:r>
         <w:t xml:space="preserve"> </w:t>
       </w:r>
-      <w:hyperlink r:id="rId73">
+      <w:hyperlink r:id="rId74">
         <w:r>
           <w:rPr>
             <w:rStyle w:val="Hyperlink"/>
@@ -12438,7 +12365,7 @@
       <w:r>
         <w:t xml:space="preserve"> </w:t>
       </w:r>
-      <w:hyperlink r:id="rId74">
+      <w:hyperlink r:id="rId75">
         <w:r>
           <w:rPr>
             <w:rStyle w:val="Hyperlink"/>
@@ -12494,7 +12421,7 @@
       <w:r>
         <w:t xml:space="preserve"> </w:t>
       </w:r>
-      <w:hyperlink r:id="rId75">
+      <w:hyperlink r:id="rId76">
         <w:r>
           <w:rPr>
             <w:rStyle w:val="Hyperlink"/>
@@ -12544,7 +12471,7 @@
       <w:r>
         <w:t xml:space="preserve"> </w:t>
       </w:r>
-      <w:hyperlink r:id="rId76">
+      <w:hyperlink r:id="rId77">
         <w:r>
           <w:rPr>
             <w:rStyle w:val="Hyperlink"/>
@@ -12600,7 +12527,7 @@
       <w:r>
         <w:t xml:space="preserve"> </w:t>
       </w:r>
-      <w:hyperlink r:id="rId77">
+      <w:hyperlink r:id="rId78">
         <w:r>
           <w:rPr>
             <w:rStyle w:val="Hyperlink"/>
@@ -12650,7 +12577,7 @@
       <w:r>
         <w:t xml:space="preserve"> </w:t>
       </w:r>
-      <w:hyperlink r:id="rId78">
+      <w:hyperlink r:id="rId79">
         <w:r>
           <w:rPr>
             <w:rStyle w:val="Hyperlink"/>
@@ -12706,7 +12633,7 @@
       <w:r>
         <w:t xml:space="preserve"> </w:t>
       </w:r>
-      <w:hyperlink r:id="rId79">
+      <w:hyperlink r:id="rId80">
         <w:r>
           <w:rPr>
             <w:rStyle w:val="Hyperlink"/>
@@ -12762,7 +12689,7 @@
       <w:r>
         <w:t xml:space="preserve"> </w:t>
       </w:r>
-      <w:hyperlink r:id="rId80">
+      <w:hyperlink r:id="rId81">
         <w:r>
           <w:rPr>
             <w:rStyle w:val="Hyperlink"/>
@@ -12818,7 +12745,7 @@
       <w:r>
         <w:t xml:space="preserve"> </w:t>
       </w:r>
-      <w:hyperlink r:id="rId81">
+      <w:hyperlink r:id="rId82">
         <w:r>
           <w:rPr>
             <w:rStyle w:val="Hyperlink"/>
@@ -12866,7 +12793,7 @@
       <w:r>
         <w:t xml:space="preserve"> </w:t>
       </w:r>
-      <w:hyperlink r:id="rId82">
+      <w:hyperlink r:id="rId83">
         <w:r>
           <w:rPr>
             <w:rStyle w:val="Hyperlink"/>
@@ -12908,7 +12835,7 @@
       <w:r>
         <w:t xml:space="preserve"> </w:t>
       </w:r>
-      <w:hyperlink r:id="rId83">
+      <w:hyperlink r:id="rId84">
         <w:r>
           <w:rPr>
             <w:rStyle w:val="Hyperlink"/>
@@ -12944,7 +12871,7 @@
       <w:r>
         <w:t xml:space="preserve"> </w:t>
       </w:r>
-      <w:hyperlink r:id="rId84">
+      <w:hyperlink r:id="rId85">
         <w:r>
           <w:rPr>
             <w:rStyle w:val="Hyperlink"/>
@@ -12994,7 +12921,7 @@
       <w:r>
         <w:t xml:space="preserve"> </w:t>
       </w:r>
-      <w:hyperlink r:id="rId85">
+      <w:hyperlink r:id="rId86">
         <w:r>
           <w:rPr>
             <w:rStyle w:val="Hyperlink"/>
@@ -13030,7 +12957,7 @@
       <w:r>
         <w:t xml:space="preserve"> </w:t>
       </w:r>
-      <w:hyperlink r:id="rId86">
+      <w:hyperlink r:id="rId87">
         <w:r>
           <w:rPr>
             <w:rStyle w:val="Hyperlink"/>
@@ -13086,7 +13013,7 @@
       <w:r>
         <w:t xml:space="preserve"> </w:t>
       </w:r>
-      <w:hyperlink r:id="rId87">
+      <w:hyperlink r:id="rId88">
         <w:r>
           <w:rPr>
             <w:rStyle w:val="Hyperlink"/>
@@ -13142,7 +13069,7 @@
       <w:r>
         <w:t xml:space="preserve"> </w:t>
       </w:r>
-      <w:hyperlink r:id="rId88">
+      <w:hyperlink r:id="rId89">
         <w:r>
           <w:rPr>
             <w:rStyle w:val="Hyperlink"/>
@@ -13198,7 +13125,7 @@
       <w:r>
         <w:t xml:space="preserve"> </w:t>
       </w:r>
-      <w:hyperlink r:id="rId89">
+      <w:hyperlink r:id="rId90">
         <w:r>
           <w:rPr>
             <w:rStyle w:val="Hyperlink"/>
@@ -13252,7 +13179,7 @@
       <w:r>
         <w:t xml:space="preserve"> </w:t>
       </w:r>
-      <w:hyperlink r:id="rId90">
+      <w:hyperlink r:id="rId91">
         <w:r>
           <w:rPr>
             <w:rStyle w:val="Hyperlink"/>
@@ -13294,7 +13221,7 @@
       <w:r>
         <w:t xml:space="preserve"> </w:t>
       </w:r>
-      <w:hyperlink r:id="rId91">
+      <w:hyperlink r:id="rId92">
         <w:r>
           <w:rPr>
             <w:rStyle w:val="Hyperlink"/>
@@ -13361,7 +13288,7 @@
       <w:r>
         <w:t xml:space="preserve"> </w:t>
       </w:r>
-      <w:hyperlink r:id="rId92">
+      <w:hyperlink r:id="rId93">
         <w:r>
           <w:rPr>
             <w:rStyle w:val="Hyperlink"/>
@@ -13399,7 +13326,7 @@
       <w:r>
         <w:t xml:space="preserve"> </w:t>
       </w:r>
-      <w:hyperlink r:id="rId93">
+      <w:hyperlink r:id="rId94">
         <w:r>
           <w:rPr>
             <w:rStyle w:val="Hyperlink"/>
@@ -13440,7 +13367,7 @@
       <w:r>
         <w:t xml:space="preserve"> </w:t>
       </w:r>
-      <w:hyperlink r:id="rId94">
+      <w:hyperlink r:id="rId95">
         <w:r>
           <w:rPr>
             <w:rStyle w:val="Hyperlink"/>
@@ -13478,7 +13405,7 @@
       <w:r>
         <w:t xml:space="preserve"> </w:t>
       </w:r>
-      <w:hyperlink r:id="rId95">
+      <w:hyperlink r:id="rId96">
         <w:r>
           <w:rPr>
             <w:rStyle w:val="Hyperlink"/>
@@ -13516,7 +13443,7 @@
       <w:r>
         <w:t xml:space="preserve"> </w:t>
       </w:r>
-      <w:hyperlink r:id="rId96">
+      <w:hyperlink r:id="rId97">
         <w:r>
           <w:rPr>
             <w:rStyle w:val="Hyperlink"/>
@@ -13555,8 +13482,8 @@
         </w:r>
       </w:hyperlink>
     </w:p>
-    <w:bookmarkEnd w:id="97"/>
     <w:bookmarkEnd w:id="98"/>
+    <w:bookmarkEnd w:id="99"/>
     <w:sectPr>
       <w:pgSz w:h="16838" w:w="11906"/>
       <w:pgMar w:bottom="1417" w:left="1417" w:right="1417" w:top="1417"/>
